--- a/examples/transformations/doc/03-symbolic-trans_xsax.docx
+++ b/examples/transformations/doc/03-symbolic-trans_xsax.docx
@@ -120,15 +120,90 @@
       </w:r>
     </w:p>
     <w:bookmarkEnd w:id="22"/>
-    <w:bookmarkStart w:id="26" w:name="walkthrough"/>
+    <w:bookmarkStart w:id="23" w:name="how-to-read-this-walkthrough"/>
     <w:p>
       <w:pPr>
         <w:pStyle w:val="Heading2"/>
       </w:pPr>
       <w:r>
+        <w:t xml:space="preserve">How to read this walkthrough</w:t>
+      </w:r>
+    </w:p>
+    <w:p>
+      <w:pPr>
+        <w:pStyle w:val="FirstParagraph"/>
+      </w:pPr>
+      <w:r>
+        <w:t xml:space="preserve">The code blocks below follow the same learning rhythm used throughout the collection: prepare the environment, choose the dataset, configure the method, run the analysis, and then inspect the result. Readers who are still learning time-series mining can use that order to understand not only</w:t>
+      </w:r>
+      <w:r>
+        <w:t xml:space="preserve"> </w:t>
+      </w:r>
+      <w:r>
+        <w:rPr>
+          <w:i/>
+          <w:iCs/>
+        </w:rPr>
+        <w:t xml:space="preserve">what</w:t>
+      </w:r>
+      <w:r>
+        <w:t xml:space="preserve"> </w:t>
+      </w:r>
+      <w:r>
+        <w:t xml:space="preserve">each command does, but also</w:t>
+      </w:r>
+      <w:r>
+        <w:t xml:space="preserve"> </w:t>
+      </w:r>
+      <w:r>
+        <w:rPr>
+          <w:i/>
+          <w:iCs/>
+        </w:rPr>
+        <w:t xml:space="preserve">why</w:t>
+      </w:r>
+      <w:r>
+        <w:t xml:space="preserve"> </w:t>
+      </w:r>
+      <w:r>
+        <w:t xml:space="preserve">it appears at that stage of the workflow.</w:t>
+      </w:r>
+    </w:p>
+    <w:p>
+      <w:pPr>
+        <w:pStyle w:val="BodyText"/>
+      </w:pPr>
+      <w:r>
+        <w:t xml:space="preserve">As you go through the notebook, read the inline comments inside each chunk as the operational explanation and use the surrounding prose as the conceptual guide.</w:t>
+      </w:r>
+    </w:p>
+    <w:bookmarkEnd w:id="23"/>
+    <w:bookmarkStart w:id="31" w:name="walkthrough"/>
+    <w:p>
+      <w:pPr>
+        <w:pStyle w:val="Heading2"/>
+      </w:pPr>
+      <w:r>
         <w:t xml:space="preserve">Walkthrough</w:t>
       </w:r>
     </w:p>
+    <w:bookmarkStart w:id="24" w:name="prepare-the-example"/>
+    <w:p>
+      <w:pPr>
+        <w:pStyle w:val="Heading3"/>
+      </w:pPr>
+      <w:r>
+        <w:t xml:space="preserve">Prepare the Example</w:t>
+      </w:r>
+    </w:p>
+    <w:p>
+      <w:pPr>
+        <w:pStyle w:val="FirstParagraph"/>
+      </w:pPr>
+      <w:r>
+        <w:t xml:space="preserve">We begin by organizing the environment, loading the packages, and selecting the dataset used in the notebook. This part is intentionally more direct: the goal is to make the starting point explicit before the method-specific reasoning begins.</w:t>
+      </w:r>
+    </w:p>
     <w:p>
       <w:pPr>
         <w:pStyle w:val="SourceCode"/>
@@ -338,6 +413,24 @@
           <w:rStyle w:val="VerbatimChar"/>
         </w:rPr>
         <w:t xml:space="preserve">## 6 0.4403224 FALSE</w:t>
+      </w:r>
+    </w:p>
+    <w:bookmarkEnd w:id="24"/>
+    <w:bookmarkStart w:id="28" w:name="interpret-the-result-visually"/>
+    <w:p>
+      <w:pPr>
+        <w:pStyle w:val="Heading3"/>
+      </w:pPr>
+      <w:r>
+        <w:t xml:space="preserve">Interpret the Result Visually</w:t>
+      </w:r>
+    </w:p>
+    <w:p>
+      <w:pPr>
+        <w:pStyle w:val="FirstParagraph"/>
+      </w:pPr>
+      <w:r>
+        <w:t xml:space="preserve">The final plots are not just illustrations. They help the reader connect the method’s internal output with the original series, making it easier to see why a point, range, motif, or symbolic pattern was emphasized and whether that emphasis is coherent with the stated objective of the example.</w:t>
       </w:r>
     </w:p>
     <w:p>
@@ -423,18 +516,18 @@
           <wp:inline>
             <wp:extent cx="4620126" cy="3696101"/>
             <wp:effectExtent b="0" l="0" r="0" t="0"/>
-            <wp:docPr descr="" title="" id="24" name="Picture"/>
+            <wp:docPr descr="" title="" id="26" name="Picture"/>
             <a:graphic>
               <a:graphicData uri="http://schemas.openxmlformats.org/drawingml/2006/picture">
                 <pic:pic>
                   <pic:nvPicPr>
-                    <pic:cNvPr descr="/home/gpca/harbinger/examples/transformations/doc/trans_xsax_files/figure-docx/unnamed-chunk-5-1.png" id="25" name="Picture"/>
+                    <pic:cNvPr descr="/home/gpca/harbinger/examples/transformations/doc/03-symbolic-trans_xsax_files/figure-docx/unnamed-chunk-5-1.png" id="27" name="Picture"/>
                     <pic:cNvPicPr>
                       <a:picLocks noChangeArrowheads="1" noChangeAspect="1"/>
                     </pic:cNvPicPr>
                   </pic:nvPicPr>
                   <pic:blipFill>
-                    <a:blip r:embed="rId23"/>
+                    <a:blip r:embed="rId25"/>
                     <a:stretch>
                       <a:fillRect/>
                     </a:stretch>
@@ -461,6 +554,24 @@
         </w:drawing>
       </w:r>
     </w:p>
+    <w:bookmarkEnd w:id="28"/>
+    <w:bookmarkStart w:id="29" w:name="configure-the-method"/>
+    <w:p>
+      <w:pPr>
+        <w:pStyle w:val="Heading3"/>
+      </w:pPr>
+      <w:r>
+        <w:t xml:space="preserve">Configure the Method</w:t>
+      </w:r>
+    </w:p>
+    <w:p>
+      <w:pPr>
+        <w:pStyle w:val="FirstParagraph"/>
+      </w:pPr>
+      <w:r>
+        <w:t xml:space="preserve">The next step is to instantiate the method and, when necessary, fit it to the selected series. This is where the notebook makes its analytical choice explicit: the parameters chosen here determine what kind of pattern the detector or transformer will become sensitive to and how the later outputs should be interpreted.</w:t>
+      </w:r>
+    </w:p>
     <w:p>
       <w:pPr>
         <w:pStyle w:val="SourceCode"/>
@@ -679,6 +790,24 @@
         <w:t xml:space="preserve">##  [1] "6" "6" "6" "5" "4" "3" "2" "2" "1" "0" "0" "0" "0" "0" "0" "0" "1" "1" "2" "3"</w:t>
       </w:r>
     </w:p>
+    <w:bookmarkEnd w:id="29"/>
+    <w:bookmarkStart w:id="30" w:name="run-the-core-analysis"/>
+    <w:p>
+      <w:pPr>
+        <w:pStyle w:val="Heading3"/>
+      </w:pPr>
+      <w:r>
+        <w:t xml:space="preserve">Run the Core Analysis</w:t>
+      </w:r>
+    </w:p>
+    <w:p>
+      <w:pPr>
+        <w:pStyle w:val="FirstParagraph"/>
+      </w:pPr>
+      <w:r>
+        <w:t xml:space="preserve">With the environment and the method ready, we execute the central analytical step and inspect its immediate output. This is the point where the abstract idea described earlier becomes operational, so the reader should pay attention to what is produced and how Harbinger standardizes the result.</w:t>
+      </w:r>
+    </w:p>
     <w:p>
       <w:pPr>
         <w:pStyle w:val="SourceCode"/>
@@ -1049,8 +1178,9 @@
         <w:t xml:space="preserve">## 20  20  0.512602153    3</w:t>
       </w:r>
     </w:p>
-    <w:bookmarkEnd w:id="26"/>
-    <w:bookmarkStart w:id="28" w:name="references"/>
+    <w:bookmarkEnd w:id="30"/>
+    <w:bookmarkEnd w:id="31"/>
+    <w:bookmarkStart w:id="33" w:name="references"/>
     <w:p>
       <w:pPr>
         <w:pStyle w:val="Heading2"/>
@@ -1073,7 +1203,7 @@
       <w:r>
         <w:t xml:space="preserve"> </w:t>
       </w:r>
-      <w:hyperlink r:id="rId27">
+      <w:hyperlink r:id="rId32">
         <w:r>
           <w:rPr>
             <w:rStyle w:val="Hyperlink"/>
@@ -1082,7 +1212,7 @@
         </w:r>
       </w:hyperlink>
     </w:p>
-    <w:bookmarkEnd w:id="28"/>
+    <w:bookmarkEnd w:id="33"/>
     <w:sectPr>
       <w:footnotePr>
         <w:numRestart w:val="eachSect"/>

--- a/examples/transformations/doc/03-symbolic-trans_xsax.docx
+++ b/examples/transformations/doc/03-symbolic-trans_xsax.docx
@@ -50,7 +50,7 @@
       </w:r>
     </w:p>
     <w:bookmarkEnd w:id="21"/>
-    <w:bookmarkStart w:id="22" w:name="what-you-will-do"/>
+    <w:bookmarkStart w:id="29" w:name="what-you-will-do"/>
     <w:p>
       <w:pPr>
         <w:pStyle w:val="Heading2"/>
@@ -119,14 +119,254 @@
         <w:t xml:space="preserve">compare the numeric values with the symbolic codes</w:t>
       </w:r>
     </w:p>
+    <w:bookmarkStart w:id="22" w:name="prepare-the-example"/>
+    <w:p>
+      <w:pPr>
+        <w:pStyle w:val="Heading3"/>
+      </w:pPr>
+      <w:r>
+        <w:t xml:space="preserve">Prepare the Example</w:t>
+      </w:r>
+    </w:p>
+    <w:p>
+      <w:pPr>
+        <w:pStyle w:val="FirstParagraph"/>
+      </w:pPr>
+      <w:r>
+        <w:t xml:space="preserve">This setup anchors the notebook in the specific series used to examine</w:t>
+      </w:r>
+      <w:r>
+        <w:t xml:space="preserve"> </w:t>
+      </w:r>
+      <w:r>
+        <w:rPr>
+          <w:rStyle w:val="VerbatimChar"/>
+        </w:rPr>
+        <w:t xml:space="preserve">03-symbolic-trans_xsax</w:t>
+      </w:r>
+      <w:r>
+        <w:t xml:space="preserve">. The semantic point is the one stated above: xSAX follows the same general idea as SAX: normalize the series and discretize it into symbols, so the raw signal needs to be visible before any fitting step hides that structure behind model output.</w:t>
+      </w:r>
+    </w:p>
+    <w:p>
+      <w:pPr>
+        <w:pStyle w:val="SourceCode"/>
+      </w:pPr>
+      <w:r>
+        <w:rPr>
+          <w:rStyle w:val="CommentTok"/>
+        </w:rPr>
+        <w:t xml:space="preserve"># Install Harbinger (if needed)</w:t>
+      </w:r>
+      <w:r>
+        <w:br/>
+      </w:r>
+      <w:r>
+        <w:rPr>
+          <w:rStyle w:val="CommentTok"/>
+        </w:rPr>
+        <w:t xml:space="preserve">#install.packages("harbinger")</w:t>
+      </w:r>
+    </w:p>
+    <w:p>
+      <w:pPr>
+        <w:pStyle w:val="SourceCode"/>
+      </w:pPr>
+      <w:r>
+        <w:rPr>
+          <w:rStyle w:val="CommentTok"/>
+        </w:rPr>
+        <w:t xml:space="preserve"># Load required packages</w:t>
+      </w:r>
+      <w:r>
+        <w:br/>
+      </w:r>
+      <w:r>
+        <w:rPr>
+          <w:rStyle w:val="FunctionTok"/>
+        </w:rPr>
+        <w:t xml:space="preserve">library</w:t>
+      </w:r>
+      <w:r>
+        <w:rPr>
+          <w:rStyle w:val="NormalTok"/>
+        </w:rPr>
+        <w:t xml:space="preserve">(daltoolbox)</w:t>
+      </w:r>
+      <w:r>
+        <w:br/>
+      </w:r>
+      <w:r>
+        <w:rPr>
+          <w:rStyle w:val="FunctionTok"/>
+        </w:rPr>
+        <w:t xml:space="preserve">library</w:t>
+      </w:r>
+      <w:r>
+        <w:rPr>
+          <w:rStyle w:val="NormalTok"/>
+        </w:rPr>
+        <w:t xml:space="preserve">(harbinger)</w:t>
+      </w:r>
+    </w:p>
+    <w:p>
+      <w:pPr>
+        <w:pStyle w:val="SourceCode"/>
+      </w:pPr>
+      <w:r>
+        <w:rPr>
+          <w:rStyle w:val="CommentTok"/>
+        </w:rPr>
+        <w:t xml:space="preserve"># Load example motif datasets</w:t>
+      </w:r>
+      <w:r>
+        <w:br/>
+      </w:r>
+      <w:r>
+        <w:rPr>
+          <w:rStyle w:val="FunctionTok"/>
+        </w:rPr>
+        <w:t xml:space="preserve">data</w:t>
+      </w:r>
+      <w:r>
+        <w:rPr>
+          <w:rStyle w:val="NormalTok"/>
+        </w:rPr>
+        <w:t xml:space="preserve">(examples_motifs)</w:t>
+      </w:r>
+    </w:p>
+    <w:p>
+      <w:pPr>
+        <w:pStyle w:val="SourceCode"/>
+      </w:pPr>
+      <w:r>
+        <w:rPr>
+          <w:rStyle w:val="CommentTok"/>
+        </w:rPr>
+        <w:t xml:space="preserve"># Select a simple motif dataset</w:t>
+      </w:r>
+      <w:r>
+        <w:br/>
+      </w:r>
+      <w:r>
+        <w:rPr>
+          <w:rStyle w:val="NormalTok"/>
+        </w:rPr>
+        <w:t xml:space="preserve">dataset </w:t>
+      </w:r>
+      <w:r>
+        <w:rPr>
+          <w:rStyle w:val="OtherTok"/>
+        </w:rPr>
+        <w:t xml:space="preserve">&lt;-</w:t>
+      </w:r>
+      <w:r>
+        <w:rPr>
+          <w:rStyle w:val="NormalTok"/>
+        </w:rPr>
+        <w:t xml:space="preserve"> examples_motifs</w:t>
+      </w:r>
+      <w:r>
+        <w:rPr>
+          <w:rStyle w:val="SpecialCharTok"/>
+        </w:rPr>
+        <w:t xml:space="preserve">$</w:t>
+      </w:r>
+      <w:r>
+        <w:rPr>
+          <w:rStyle w:val="NormalTok"/>
+        </w:rPr>
+        <w:t xml:space="preserve">simple</w:t>
+      </w:r>
+      <w:r>
+        <w:br/>
+      </w:r>
+      <w:r>
+        <w:rPr>
+          <w:rStyle w:val="FunctionTok"/>
+        </w:rPr>
+        <w:t xml:space="preserve">head</w:t>
+      </w:r>
+      <w:r>
+        <w:rPr>
+          <w:rStyle w:val="NormalTok"/>
+        </w:rPr>
+        <w:t xml:space="preserve">(dataset)</w:t>
+      </w:r>
+    </w:p>
+    <w:p>
+      <w:pPr>
+        <w:pStyle w:val="SourceCode"/>
+      </w:pPr>
+      <w:r>
+        <w:rPr>
+          <w:rStyle w:val="VerbatimChar"/>
+        </w:rPr>
+        <w:t xml:space="preserve">##       serie event</w:t>
+      </w:r>
+      <w:r>
+        <w:br/>
+      </w:r>
+      <w:r>
+        <w:rPr>
+          <w:rStyle w:val="VerbatimChar"/>
+        </w:rPr>
+        <w:t xml:space="preserve">## 1 1.0000000 FALSE</w:t>
+      </w:r>
+      <w:r>
+        <w:br/>
+      </w:r>
+      <w:r>
+        <w:rPr>
+          <w:rStyle w:val="VerbatimChar"/>
+        </w:rPr>
+        <w:t xml:space="preserve">## 2 0.9939124 FALSE</w:t>
+      </w:r>
+      <w:r>
+        <w:br/>
+      </w:r>
+      <w:r>
+        <w:rPr>
+          <w:rStyle w:val="VerbatimChar"/>
+        </w:rPr>
+        <w:t xml:space="preserve">## 3 0.9275826 FALSE</w:t>
+      </w:r>
+      <w:r>
+        <w:br/>
+      </w:r>
+      <w:r>
+        <w:rPr>
+          <w:rStyle w:val="VerbatimChar"/>
+        </w:rPr>
+        <w:t xml:space="preserve">## 4 0.8066889 FALSE</w:t>
+      </w:r>
+      <w:r>
+        <w:br/>
+      </w:r>
+      <w:r>
+        <w:rPr>
+          <w:rStyle w:val="VerbatimChar"/>
+        </w:rPr>
+        <w:t xml:space="preserve">## 5 0.6403023 FALSE</w:t>
+      </w:r>
+      <w:r>
+        <w:br/>
+      </w:r>
+      <w:r>
+        <w:rPr>
+          <w:rStyle w:val="VerbatimChar"/>
+        </w:rPr>
+        <w:t xml:space="preserve">## 6 0.4403224 FALSE</w:t>
+      </w:r>
+    </w:p>
     <w:bookmarkEnd w:id="22"/>
-    <w:bookmarkStart w:id="23" w:name="how-to-read-this-walkthrough"/>
-    <w:p>
-      <w:pPr>
-        <w:pStyle w:val="Heading2"/>
-      </w:pPr>
-      <w:r>
-        <w:t xml:space="preserve">How to read this walkthrough</w:t>
+    <w:bookmarkStart w:id="26" w:name="interpret-the-result-visually"/>
+    <w:p>
+      <w:pPr>
+        <w:pStyle w:val="Heading3"/>
+      </w:pPr>
+      <w:r>
+        <w:t xml:space="preserve">Interpret the Result Visually</w:t>
       </w:r>
     </w:p>
     <w:p>
@@ -134,303 +374,7 @@
         <w:pStyle w:val="FirstParagraph"/>
       </w:pPr>
       <w:r>
-        <w:t xml:space="preserve">The code blocks below follow the same learning rhythm used throughout the collection: prepare the environment, choose the dataset, configure the method, run the analysis, and then inspect the result. Readers who are still learning time-series mining can use that order to understand not only</w:t>
-      </w:r>
-      <w:r>
-        <w:t xml:space="preserve"> </w:t>
-      </w:r>
-      <w:r>
-        <w:rPr>
-          <w:i/>
-          <w:iCs/>
-        </w:rPr>
-        <w:t xml:space="preserve">what</w:t>
-      </w:r>
-      <w:r>
-        <w:t xml:space="preserve"> </w:t>
-      </w:r>
-      <w:r>
-        <w:t xml:space="preserve">each command does, but also</w:t>
-      </w:r>
-      <w:r>
-        <w:t xml:space="preserve"> </w:t>
-      </w:r>
-      <w:r>
-        <w:rPr>
-          <w:i/>
-          <w:iCs/>
-        </w:rPr>
-        <w:t xml:space="preserve">why</w:t>
-      </w:r>
-      <w:r>
-        <w:t xml:space="preserve"> </w:t>
-      </w:r>
-      <w:r>
-        <w:t xml:space="preserve">it appears at that stage of the workflow.</w:t>
-      </w:r>
-    </w:p>
-    <w:p>
-      <w:pPr>
-        <w:pStyle w:val="BodyText"/>
-      </w:pPr>
-      <w:r>
-        <w:t xml:space="preserve">As you go through the notebook, read the inline comments inside each chunk as the operational explanation and use the surrounding prose as the conceptual guide.</w:t>
-      </w:r>
-    </w:p>
-    <w:bookmarkEnd w:id="23"/>
-    <w:bookmarkStart w:id="31" w:name="walkthrough"/>
-    <w:p>
-      <w:pPr>
-        <w:pStyle w:val="Heading2"/>
-      </w:pPr>
-      <w:r>
-        <w:t xml:space="preserve">Walkthrough</w:t>
-      </w:r>
-    </w:p>
-    <w:bookmarkStart w:id="24" w:name="prepare-the-example"/>
-    <w:p>
-      <w:pPr>
-        <w:pStyle w:val="Heading3"/>
-      </w:pPr>
-      <w:r>
-        <w:t xml:space="preserve">Prepare the Example</w:t>
-      </w:r>
-    </w:p>
-    <w:p>
-      <w:pPr>
-        <w:pStyle w:val="FirstParagraph"/>
-      </w:pPr>
-      <w:r>
-        <w:t xml:space="preserve">We begin by organizing the environment, loading the packages, and selecting the dataset used in the notebook. This part is intentionally more direct: the goal is to make the starting point explicit before the method-specific reasoning begins.</w:t>
-      </w:r>
-    </w:p>
-    <w:p>
-      <w:pPr>
-        <w:pStyle w:val="SourceCode"/>
-      </w:pPr>
-      <w:r>
-        <w:rPr>
-          <w:rStyle w:val="CommentTok"/>
-        </w:rPr>
-        <w:t xml:space="preserve"># Install Harbinger (if needed)</w:t>
-      </w:r>
-      <w:r>
-        <w:br/>
-      </w:r>
-      <w:r>
-        <w:rPr>
-          <w:rStyle w:val="CommentTok"/>
-        </w:rPr>
-        <w:t xml:space="preserve">#install.packages("harbinger")</w:t>
-      </w:r>
-    </w:p>
-    <w:p>
-      <w:pPr>
-        <w:pStyle w:val="SourceCode"/>
-      </w:pPr>
-      <w:r>
-        <w:rPr>
-          <w:rStyle w:val="CommentTok"/>
-        </w:rPr>
-        <w:t xml:space="preserve"># Load required packages</w:t>
-      </w:r>
-      <w:r>
-        <w:br/>
-      </w:r>
-      <w:r>
-        <w:rPr>
-          <w:rStyle w:val="FunctionTok"/>
-        </w:rPr>
-        <w:t xml:space="preserve">library</w:t>
-      </w:r>
-      <w:r>
-        <w:rPr>
-          <w:rStyle w:val="NormalTok"/>
-        </w:rPr>
-        <w:t xml:space="preserve">(daltoolbox)</w:t>
-      </w:r>
-      <w:r>
-        <w:br/>
-      </w:r>
-      <w:r>
-        <w:rPr>
-          <w:rStyle w:val="FunctionTok"/>
-        </w:rPr>
-        <w:t xml:space="preserve">library</w:t>
-      </w:r>
-      <w:r>
-        <w:rPr>
-          <w:rStyle w:val="NormalTok"/>
-        </w:rPr>
-        <w:t xml:space="preserve">(harbinger)</w:t>
-      </w:r>
-    </w:p>
-    <w:p>
-      <w:pPr>
-        <w:pStyle w:val="SourceCode"/>
-      </w:pPr>
-      <w:r>
-        <w:rPr>
-          <w:rStyle w:val="CommentTok"/>
-        </w:rPr>
-        <w:t xml:space="preserve"># Load example motif datasets</w:t>
-      </w:r>
-      <w:r>
-        <w:br/>
-      </w:r>
-      <w:r>
-        <w:rPr>
-          <w:rStyle w:val="FunctionTok"/>
-        </w:rPr>
-        <w:t xml:space="preserve">data</w:t>
-      </w:r>
-      <w:r>
-        <w:rPr>
-          <w:rStyle w:val="NormalTok"/>
-        </w:rPr>
-        <w:t xml:space="preserve">(examples_motifs)</w:t>
-      </w:r>
-    </w:p>
-    <w:p>
-      <w:pPr>
-        <w:pStyle w:val="SourceCode"/>
-      </w:pPr>
-      <w:r>
-        <w:rPr>
-          <w:rStyle w:val="CommentTok"/>
-        </w:rPr>
-        <w:t xml:space="preserve"># Select a simple motif dataset</w:t>
-      </w:r>
-      <w:r>
-        <w:br/>
-      </w:r>
-      <w:r>
-        <w:rPr>
-          <w:rStyle w:val="NormalTok"/>
-        </w:rPr>
-        <w:t xml:space="preserve">dataset </w:t>
-      </w:r>
-      <w:r>
-        <w:rPr>
-          <w:rStyle w:val="OtherTok"/>
-        </w:rPr>
-        <w:t xml:space="preserve">&lt;-</w:t>
-      </w:r>
-      <w:r>
-        <w:rPr>
-          <w:rStyle w:val="NormalTok"/>
-        </w:rPr>
-        <w:t xml:space="preserve"> examples_motifs</w:t>
-      </w:r>
-      <w:r>
-        <w:rPr>
-          <w:rStyle w:val="SpecialCharTok"/>
-        </w:rPr>
-        <w:t xml:space="preserve">$</w:t>
-      </w:r>
-      <w:r>
-        <w:rPr>
-          <w:rStyle w:val="NormalTok"/>
-        </w:rPr>
-        <w:t xml:space="preserve">simple</w:t>
-      </w:r>
-      <w:r>
-        <w:br/>
-      </w:r>
-      <w:r>
-        <w:rPr>
-          <w:rStyle w:val="FunctionTok"/>
-        </w:rPr>
-        <w:t xml:space="preserve">head</w:t>
-      </w:r>
-      <w:r>
-        <w:rPr>
-          <w:rStyle w:val="NormalTok"/>
-        </w:rPr>
-        <w:t xml:space="preserve">(dataset)</w:t>
-      </w:r>
-    </w:p>
-    <w:p>
-      <w:pPr>
-        <w:pStyle w:val="SourceCode"/>
-      </w:pPr>
-      <w:r>
-        <w:rPr>
-          <w:rStyle w:val="VerbatimChar"/>
-        </w:rPr>
-        <w:t xml:space="preserve">##       serie event</w:t>
-      </w:r>
-      <w:r>
-        <w:br/>
-      </w:r>
-      <w:r>
-        <w:rPr>
-          <w:rStyle w:val="VerbatimChar"/>
-        </w:rPr>
-        <w:t xml:space="preserve">## 1 1.0000000 FALSE</w:t>
-      </w:r>
-      <w:r>
-        <w:br/>
-      </w:r>
-      <w:r>
-        <w:rPr>
-          <w:rStyle w:val="VerbatimChar"/>
-        </w:rPr>
-        <w:t xml:space="preserve">## 2 0.9939124 FALSE</w:t>
-      </w:r>
-      <w:r>
-        <w:br/>
-      </w:r>
-      <w:r>
-        <w:rPr>
-          <w:rStyle w:val="VerbatimChar"/>
-        </w:rPr>
-        <w:t xml:space="preserve">## 3 0.9275826 FALSE</w:t>
-      </w:r>
-      <w:r>
-        <w:br/>
-      </w:r>
-      <w:r>
-        <w:rPr>
-          <w:rStyle w:val="VerbatimChar"/>
-        </w:rPr>
-        <w:t xml:space="preserve">## 4 0.8066889 FALSE</w:t>
-      </w:r>
-      <w:r>
-        <w:br/>
-      </w:r>
-      <w:r>
-        <w:rPr>
-          <w:rStyle w:val="VerbatimChar"/>
-        </w:rPr>
-        <w:t xml:space="preserve">## 5 0.6403023 FALSE</w:t>
-      </w:r>
-      <w:r>
-        <w:br/>
-      </w:r>
-      <w:r>
-        <w:rPr>
-          <w:rStyle w:val="VerbatimChar"/>
-        </w:rPr>
-        <w:t xml:space="preserve">## 6 0.4403224 FALSE</w:t>
-      </w:r>
-    </w:p>
-    <w:bookmarkEnd w:id="24"/>
-    <w:bookmarkStart w:id="28" w:name="interpret-the-result-visually"/>
-    <w:p>
-      <w:pPr>
-        <w:pStyle w:val="Heading3"/>
-      </w:pPr>
-      <w:r>
-        <w:t xml:space="preserve">Interpret the Result Visually</w:t>
-      </w:r>
-    </w:p>
-    <w:p>
-      <w:pPr>
-        <w:pStyle w:val="FirstParagraph"/>
-      </w:pPr>
-      <w:r>
-        <w:t xml:space="preserve">The final plots are not just illustrations. They help the reader connect the method’s internal output with the original series, making it easier to see why a point, range, motif, or symbolic pattern was emphasized and whether that emphasis is coherent with the stated objective of the example.</w:t>
+        <w:t xml:space="preserve">This first visual pass establishes what the method should react to in the raw series. Keep the method summary in mind here, because xSAX follows the same general idea as SAX: normalize the series and discretize it into symbols and the plot tells you whether that structure is clean, weak, local, repeated, or mixed with other effects.</w:t>
       </w:r>
     </w:p>
     <w:p>
@@ -516,18 +460,18 @@
           <wp:inline>
             <wp:extent cx="4620126" cy="3696101"/>
             <wp:effectExtent b="0" l="0" r="0" t="0"/>
-            <wp:docPr descr="" title="" id="26" name="Picture"/>
+            <wp:docPr descr="" title="" id="24" name="Picture"/>
             <a:graphic>
               <a:graphicData uri="http://schemas.openxmlformats.org/drawingml/2006/picture">
                 <pic:pic>
                   <pic:nvPicPr>
-                    <pic:cNvPr descr="/home/gpca/harbinger/examples/transformations/doc/03-symbolic-trans_xsax_files/figure-docx/unnamed-chunk-5-1.png" id="27" name="Picture"/>
+                    <pic:cNvPr descr="/home/gpca/harbinger/examples/transformations/doc/03-symbolic-trans_xsax_files/figure-docx/unnamed-chunk-5-1.png" id="25" name="Picture"/>
                     <pic:cNvPicPr>
                       <a:picLocks noChangeArrowheads="1" noChangeAspect="1"/>
                     </pic:cNvPicPr>
                   </pic:nvPicPr>
                   <pic:blipFill>
-                    <a:blip r:embed="rId25"/>
+                    <a:blip r:embed="rId23"/>
                     <a:stretch>
                       <a:fillRect/>
                     </a:stretch>
@@ -554,633 +498,645 @@
         </w:drawing>
       </w:r>
     </w:p>
+    <w:bookmarkEnd w:id="26"/>
+    <w:bookmarkStart w:id="27" w:name="configure-the-method"/>
+    <w:p>
+      <w:pPr>
+        <w:pStyle w:val="Heading3"/>
+      </w:pPr>
+      <w:r>
+        <w:t xml:space="preserve">Configure the Method</w:t>
+      </w:r>
+    </w:p>
+    <w:p>
+      <w:pPr>
+        <w:pStyle w:val="FirstParagraph"/>
+      </w:pPr>
+      <w:r>
+        <w:t xml:space="preserve">The choices below turn the central modeling idea into concrete parameters. They matter because xSAX follows the same general idea as SAX: normalize the series and discretize it into symbols, so each argument controls how strongly the method will emphasize that pattern when it later produces transformed outputs.</w:t>
+      </w:r>
+    </w:p>
+    <w:p>
+      <w:pPr>
+        <w:pStyle w:val="SourceCode"/>
+      </w:pPr>
+      <w:r>
+        <w:rPr>
+          <w:rStyle w:val="CommentTok"/>
+        </w:rPr>
+        <w:t xml:space="preserve"># Configure the XSAX transformer</w:t>
+      </w:r>
+      <w:r>
+        <w:br/>
+      </w:r>
+      <w:r>
+        <w:rPr>
+          <w:rStyle w:val="NormalTok"/>
+        </w:rPr>
+        <w:t xml:space="preserve">model </w:t>
+      </w:r>
+      <w:r>
+        <w:rPr>
+          <w:rStyle w:val="OtherTok"/>
+        </w:rPr>
+        <w:t xml:space="preserve">&lt;-</w:t>
+      </w:r>
+      <w:r>
+        <w:rPr>
+          <w:rStyle w:val="NormalTok"/>
+        </w:rPr>
+        <w:t xml:space="preserve"> </w:t>
+      </w:r>
+      <w:r>
+        <w:rPr>
+          <w:rStyle w:val="FunctionTok"/>
+        </w:rPr>
+        <w:t xml:space="preserve">trans_xsax</w:t>
+      </w:r>
+      <w:r>
+        <w:rPr>
+          <w:rStyle w:val="NormalTok"/>
+        </w:rPr>
+        <w:t xml:space="preserve">(</w:t>
+      </w:r>
+      <w:r>
+        <w:rPr>
+          <w:rStyle w:val="AttributeTok"/>
+        </w:rPr>
+        <w:t xml:space="preserve">alpha =</w:t>
+      </w:r>
+      <w:r>
+        <w:rPr>
+          <w:rStyle w:val="NormalTok"/>
+        </w:rPr>
+        <w:t xml:space="preserve"> </w:t>
+      </w:r>
+      <w:r>
+        <w:rPr>
+          <w:rStyle w:val="DecValTok"/>
+        </w:rPr>
+        <w:t xml:space="preserve">16</w:t>
+      </w:r>
+      <w:r>
+        <w:rPr>
+          <w:rStyle w:val="NormalTok"/>
+        </w:rPr>
+        <w:t xml:space="preserve">)</w:t>
+      </w:r>
+    </w:p>
+    <w:p>
+      <w:pPr>
+        <w:pStyle w:val="SourceCode"/>
+      </w:pPr>
+      <w:r>
+        <w:rPr>
+          <w:rStyle w:val="CommentTok"/>
+        </w:rPr>
+        <w:t xml:space="preserve"># Fit and transform the numeric series into an extended symbolic representation</w:t>
+      </w:r>
+      <w:r>
+        <w:br/>
+      </w:r>
+      <w:r>
+        <w:rPr>
+          <w:rStyle w:val="NormalTok"/>
+        </w:rPr>
+        <w:t xml:space="preserve">model </w:t>
+      </w:r>
+      <w:r>
+        <w:rPr>
+          <w:rStyle w:val="OtherTok"/>
+        </w:rPr>
+        <w:t xml:space="preserve">&lt;-</w:t>
+      </w:r>
+      <w:r>
+        <w:rPr>
+          <w:rStyle w:val="NormalTok"/>
+        </w:rPr>
+        <w:t xml:space="preserve"> </w:t>
+      </w:r>
+      <w:r>
+        <w:rPr>
+          <w:rStyle w:val="FunctionTok"/>
+        </w:rPr>
+        <w:t xml:space="preserve">fit</w:t>
+      </w:r>
+      <w:r>
+        <w:rPr>
+          <w:rStyle w:val="NormalTok"/>
+        </w:rPr>
+        <w:t xml:space="preserve">(model, dataset</w:t>
+      </w:r>
+      <w:r>
+        <w:rPr>
+          <w:rStyle w:val="SpecialCharTok"/>
+        </w:rPr>
+        <w:t xml:space="preserve">$</w:t>
+      </w:r>
+      <w:r>
+        <w:rPr>
+          <w:rStyle w:val="NormalTok"/>
+        </w:rPr>
+        <w:t xml:space="preserve">serie)</w:t>
+      </w:r>
+      <w:r>
+        <w:br/>
+      </w:r>
+      <w:r>
+        <w:rPr>
+          <w:rStyle w:val="NormalTok"/>
+        </w:rPr>
+        <w:t xml:space="preserve">xsax_series </w:t>
+      </w:r>
+      <w:r>
+        <w:rPr>
+          <w:rStyle w:val="OtherTok"/>
+        </w:rPr>
+        <w:t xml:space="preserve">&lt;-</w:t>
+      </w:r>
+      <w:r>
+        <w:rPr>
+          <w:rStyle w:val="NormalTok"/>
+        </w:rPr>
+        <w:t xml:space="preserve"> </w:t>
+      </w:r>
+      <w:r>
+        <w:rPr>
+          <w:rStyle w:val="FunctionTok"/>
+        </w:rPr>
+        <w:t xml:space="preserve">transform</w:t>
+      </w:r>
+      <w:r>
+        <w:rPr>
+          <w:rStyle w:val="NormalTok"/>
+        </w:rPr>
+        <w:t xml:space="preserve">(model, dataset</w:t>
+      </w:r>
+      <w:r>
+        <w:rPr>
+          <w:rStyle w:val="SpecialCharTok"/>
+        </w:rPr>
+        <w:t xml:space="preserve">$</w:t>
+      </w:r>
+      <w:r>
+        <w:rPr>
+          <w:rStyle w:val="NormalTok"/>
+        </w:rPr>
+        <w:t xml:space="preserve">serie)</w:t>
+      </w:r>
+    </w:p>
+    <w:p>
+      <w:pPr>
+        <w:pStyle w:val="SourceCode"/>
+      </w:pPr>
+      <w:r>
+        <w:rPr>
+          <w:rStyle w:val="CommentTok"/>
+        </w:rPr>
+        <w:t xml:space="preserve"># Inspect the first symbolic values</w:t>
+      </w:r>
+      <w:r>
+        <w:br/>
+      </w:r>
+      <w:r>
+        <w:rPr>
+          <w:rStyle w:val="FunctionTok"/>
+        </w:rPr>
+        <w:t xml:space="preserve">head</w:t>
+      </w:r>
+      <w:r>
+        <w:rPr>
+          <w:rStyle w:val="NormalTok"/>
+        </w:rPr>
+        <w:t xml:space="preserve">(xsax_series, </w:t>
+      </w:r>
+      <w:r>
+        <w:rPr>
+          <w:rStyle w:val="DecValTok"/>
+        </w:rPr>
+        <w:t xml:space="preserve">20</w:t>
+      </w:r>
+      <w:r>
+        <w:rPr>
+          <w:rStyle w:val="NormalTok"/>
+        </w:rPr>
+        <w:t xml:space="preserve">)</w:t>
+      </w:r>
+    </w:p>
+    <w:p>
+      <w:pPr>
+        <w:pStyle w:val="SourceCode"/>
+      </w:pPr>
+      <w:r>
+        <w:rPr>
+          <w:rStyle w:val="VerbatimChar"/>
+        </w:rPr>
+        <w:t xml:space="preserve">##  [1] "6" "6" "6" "5" "4" "3" "2" "2" "1" "0" "0" "0" "0" "0" "0" "0" "1" "1" "2" "3"</w:t>
+      </w:r>
+    </w:p>
+    <w:bookmarkEnd w:id="27"/>
+    <w:bookmarkStart w:id="28" w:name="run-the-core-analysis"/>
+    <w:p>
+      <w:pPr>
+        <w:pStyle w:val="Heading3"/>
+      </w:pPr>
+      <w:r>
+        <w:t xml:space="preserve">Run the Core Analysis</w:t>
+      </w:r>
+    </w:p>
+    <w:p>
+      <w:pPr>
+        <w:pStyle w:val="FirstParagraph"/>
+      </w:pPr>
+      <w:r>
+        <w:t xml:space="preserve">This is the moment where the notebook tests its central assumption on actual data. After applying</w:t>
+      </w:r>
+      <w:r>
+        <w:t xml:space="preserve"> </w:t>
+      </w:r>
+      <w:r>
+        <w:rPr>
+          <w:rStyle w:val="VerbatimChar"/>
+        </w:rPr>
+        <w:t xml:space="preserve">03-symbolic-trans_xsax</w:t>
+      </w:r>
+      <w:r>
+        <w:t xml:space="preserve">, the important question is whether the resulting transformed outputs really correspond to the pattern implied by the method description above, rather than to arbitrary numerical variation.</w:t>
+      </w:r>
+    </w:p>
+    <w:p>
+      <w:pPr>
+        <w:pStyle w:val="SourceCode"/>
+      </w:pPr>
+      <w:r>
+        <w:rPr>
+          <w:rStyle w:val="CommentTok"/>
+        </w:rPr>
+        <w:t xml:space="preserve"># Compare original values with XSAX symbols</w:t>
+      </w:r>
+      <w:r>
+        <w:br/>
+      </w:r>
+      <w:r>
+        <w:rPr>
+          <w:rStyle w:val="NormalTok"/>
+        </w:rPr>
+        <w:t xml:space="preserve">comparison </w:t>
+      </w:r>
+      <w:r>
+        <w:rPr>
+          <w:rStyle w:val="OtherTok"/>
+        </w:rPr>
+        <w:t xml:space="preserve">&lt;-</w:t>
+      </w:r>
+      <w:r>
+        <w:rPr>
+          <w:rStyle w:val="NormalTok"/>
+        </w:rPr>
+        <w:t xml:space="preserve"> </w:t>
+      </w:r>
+      <w:r>
+        <w:rPr>
+          <w:rStyle w:val="FunctionTok"/>
+        </w:rPr>
+        <w:t xml:space="preserve">data.frame</w:t>
+      </w:r>
+      <w:r>
+        <w:rPr>
+          <w:rStyle w:val="NormalTok"/>
+        </w:rPr>
+        <w:t xml:space="preserve">(</w:t>
+      </w:r>
+      <w:r>
+        <w:br/>
+      </w:r>
+      <w:r>
+        <w:rPr>
+          <w:rStyle w:val="NormalTok"/>
+        </w:rPr>
+        <w:t xml:space="preserve">  </w:t>
+      </w:r>
+      <w:r>
+        <w:rPr>
+          <w:rStyle w:val="AttributeTok"/>
+        </w:rPr>
+        <w:t xml:space="preserve">idx =</w:t>
+      </w:r>
+      <w:r>
+        <w:rPr>
+          <w:rStyle w:val="NormalTok"/>
+        </w:rPr>
+        <w:t xml:space="preserve"> </w:t>
+      </w:r>
+      <w:r>
+        <w:rPr>
+          <w:rStyle w:val="FunctionTok"/>
+        </w:rPr>
+        <w:t xml:space="preserve">seq_along</w:t>
+      </w:r>
+      <w:r>
+        <w:rPr>
+          <w:rStyle w:val="NormalTok"/>
+        </w:rPr>
+        <w:t xml:space="preserve">(dataset</w:t>
+      </w:r>
+      <w:r>
+        <w:rPr>
+          <w:rStyle w:val="SpecialCharTok"/>
+        </w:rPr>
+        <w:t xml:space="preserve">$</w:t>
+      </w:r>
+      <w:r>
+        <w:rPr>
+          <w:rStyle w:val="NormalTok"/>
+        </w:rPr>
+        <w:t xml:space="preserve">serie),</w:t>
+      </w:r>
+      <w:r>
+        <w:br/>
+      </w:r>
+      <w:r>
+        <w:rPr>
+          <w:rStyle w:val="NormalTok"/>
+        </w:rPr>
+        <w:t xml:space="preserve">  </w:t>
+      </w:r>
+      <w:r>
+        <w:rPr>
+          <w:rStyle w:val="AttributeTok"/>
+        </w:rPr>
+        <w:t xml:space="preserve">value =</w:t>
+      </w:r>
+      <w:r>
+        <w:rPr>
+          <w:rStyle w:val="NormalTok"/>
+        </w:rPr>
+        <w:t xml:space="preserve"> dataset</w:t>
+      </w:r>
+      <w:r>
+        <w:rPr>
+          <w:rStyle w:val="SpecialCharTok"/>
+        </w:rPr>
+        <w:t xml:space="preserve">$</w:t>
+      </w:r>
+      <w:r>
+        <w:rPr>
+          <w:rStyle w:val="NormalTok"/>
+        </w:rPr>
+        <w:t xml:space="preserve">serie,</w:t>
+      </w:r>
+      <w:r>
+        <w:br/>
+      </w:r>
+      <w:r>
+        <w:rPr>
+          <w:rStyle w:val="NormalTok"/>
+        </w:rPr>
+        <w:t xml:space="preserve">  </w:t>
+      </w:r>
+      <w:r>
+        <w:rPr>
+          <w:rStyle w:val="AttributeTok"/>
+        </w:rPr>
+        <w:t xml:space="preserve">xsax =</w:t>
+      </w:r>
+      <w:r>
+        <w:rPr>
+          <w:rStyle w:val="NormalTok"/>
+        </w:rPr>
+        <w:t xml:space="preserve"> xsax_series</w:t>
+      </w:r>
+      <w:r>
+        <w:br/>
+      </w:r>
+      <w:r>
+        <w:rPr>
+          <w:rStyle w:val="NormalTok"/>
+        </w:rPr>
+        <w:t xml:space="preserve">)</w:t>
+      </w:r>
+      <w:r>
+        <w:br/>
+      </w:r>
+      <w:r>
+        <w:rPr>
+          <w:rStyle w:val="FunctionTok"/>
+        </w:rPr>
+        <w:t xml:space="preserve">head</w:t>
+      </w:r>
+      <w:r>
+        <w:rPr>
+          <w:rStyle w:val="NormalTok"/>
+        </w:rPr>
+        <w:t xml:space="preserve">(comparison, </w:t>
+      </w:r>
+      <w:r>
+        <w:rPr>
+          <w:rStyle w:val="DecValTok"/>
+        </w:rPr>
+        <w:t xml:space="preserve">20</w:t>
+      </w:r>
+      <w:r>
+        <w:rPr>
+          <w:rStyle w:val="NormalTok"/>
+        </w:rPr>
+        <w:t xml:space="preserve">)</w:t>
+      </w:r>
+    </w:p>
+    <w:p>
+      <w:pPr>
+        <w:pStyle w:val="SourceCode"/>
+      </w:pPr>
+      <w:r>
+        <w:rPr>
+          <w:rStyle w:val="VerbatimChar"/>
+        </w:rPr>
+        <w:t xml:space="preserve">##    idx        value xsax</w:t>
+      </w:r>
+      <w:r>
+        <w:br/>
+      </w:r>
+      <w:r>
+        <w:rPr>
+          <w:rStyle w:val="VerbatimChar"/>
+        </w:rPr>
+        <w:t xml:space="preserve">## 1    1  1.000000000    6</w:t>
+      </w:r>
+      <w:r>
+        <w:br/>
+      </w:r>
+      <w:r>
+        <w:rPr>
+          <w:rStyle w:val="VerbatimChar"/>
+        </w:rPr>
+        <w:t xml:space="preserve">## 2    2  0.993912422    6</w:t>
+      </w:r>
+      <w:r>
+        <w:br/>
+      </w:r>
+      <w:r>
+        <w:rPr>
+          <w:rStyle w:val="VerbatimChar"/>
+        </w:rPr>
+        <w:t xml:space="preserve">## 3    3  0.927582562    6</w:t>
+      </w:r>
+      <w:r>
+        <w:br/>
+      </w:r>
+      <w:r>
+        <w:rPr>
+          <w:rStyle w:val="VerbatimChar"/>
+        </w:rPr>
+        <w:t xml:space="preserve">## 4    4  0.806688869    5</w:t>
+      </w:r>
+      <w:r>
+        <w:br/>
+      </w:r>
+      <w:r>
+        <w:rPr>
+          <w:rStyle w:val="VerbatimChar"/>
+        </w:rPr>
+        <w:t xml:space="preserve">## 5    5  0.640302306    4</w:t>
+      </w:r>
+      <w:r>
+        <w:br/>
+      </w:r>
+      <w:r>
+        <w:rPr>
+          <w:rStyle w:val="VerbatimChar"/>
+        </w:rPr>
+        <w:t xml:space="preserve">## 6    6  0.440322362    3</w:t>
+      </w:r>
+      <w:r>
+        <w:br/>
+      </w:r>
+      <w:r>
+        <w:rPr>
+          <w:rStyle w:val="VerbatimChar"/>
+        </w:rPr>
+        <w:t xml:space="preserve">## 7    7  0.220737202    2</w:t>
+      </w:r>
+      <w:r>
+        <w:br/>
+      </w:r>
+      <w:r>
+        <w:rPr>
+          <w:rStyle w:val="VerbatimChar"/>
+        </w:rPr>
+        <w:t xml:space="preserve">## 8    8 -0.003246056    2</w:t>
+      </w:r>
+      <w:r>
+        <w:br/>
+      </w:r>
+      <w:r>
+        <w:rPr>
+          <w:rStyle w:val="VerbatimChar"/>
+        </w:rPr>
+        <w:t xml:space="preserve">## 9    9 -0.216146837    1</w:t>
+      </w:r>
+      <w:r>
+        <w:br/>
+      </w:r>
+      <w:r>
+        <w:rPr>
+          <w:rStyle w:val="VerbatimChar"/>
+        </w:rPr>
+        <w:t xml:space="preserve">## 10  10 -0.403173623    0</w:t>
+      </w:r>
+      <w:r>
+        <w:br/>
+      </w:r>
+      <w:r>
+        <w:rPr>
+          <w:rStyle w:val="VerbatimChar"/>
+        </w:rPr>
+        <w:t xml:space="preserve">## 11  11 -0.551143616    0</w:t>
+      </w:r>
+      <w:r>
+        <w:br/>
+      </w:r>
+      <w:r>
+        <w:rPr>
+          <w:rStyle w:val="VerbatimChar"/>
+        </w:rPr>
+        <w:t xml:space="preserve">## 12  12 -0.649302379    0</w:t>
+      </w:r>
+      <w:r>
+        <w:br/>
+      </w:r>
+      <w:r>
+        <w:rPr>
+          <w:rStyle w:val="VerbatimChar"/>
+        </w:rPr>
+        <w:t xml:space="preserve">## 13  13 -0.689992497    0</w:t>
+      </w:r>
+      <w:r>
+        <w:br/>
+      </w:r>
+      <w:r>
+        <w:rPr>
+          <w:rStyle w:val="VerbatimChar"/>
+        </w:rPr>
+        <w:t xml:space="preserve">## 14  14 -0.669129676    0</w:t>
+      </w:r>
+      <w:r>
+        <w:br/>
+      </w:r>
+      <w:r>
+        <w:rPr>
+          <w:rStyle w:val="VerbatimChar"/>
+        </w:rPr>
+        <w:t xml:space="preserve">## 15  15 -0.586456687    0</w:t>
+      </w:r>
+      <w:r>
+        <w:br/>
+      </w:r>
+      <w:r>
+        <w:rPr>
+          <w:rStyle w:val="VerbatimChar"/>
+        </w:rPr>
+        <w:t xml:space="preserve">## 16  16 -0.445559357    0</w:t>
+      </w:r>
+      <w:r>
+        <w:br/>
+      </w:r>
+      <w:r>
+        <w:rPr>
+          <w:rStyle w:val="VerbatimChar"/>
+        </w:rPr>
+        <w:t xml:space="preserve">## 17  17 -0.253643621    1</w:t>
+      </w:r>
+      <w:r>
+        <w:br/>
+      </w:r>
+      <w:r>
+        <w:rPr>
+          <w:rStyle w:val="VerbatimChar"/>
+        </w:rPr>
+        <w:t xml:space="preserve">## 18  18 -0.021087490    1</w:t>
+      </w:r>
+      <w:r>
+        <w:br/>
+      </w:r>
+      <w:r>
+        <w:rPr>
+          <w:rStyle w:val="VerbatimChar"/>
+        </w:rPr>
+        <w:t xml:space="preserve">## 19  19  0.239204201    2</w:t>
+      </w:r>
+      <w:r>
+        <w:br/>
+      </w:r>
+      <w:r>
+        <w:rPr>
+          <w:rStyle w:val="VerbatimChar"/>
+        </w:rPr>
+        <w:t xml:space="preserve">## 20  20  0.512602153    3</w:t>
+      </w:r>
+    </w:p>
     <w:bookmarkEnd w:id="28"/>
-    <w:bookmarkStart w:id="29" w:name="configure-the-method"/>
-    <w:p>
-      <w:pPr>
-        <w:pStyle w:val="Heading3"/>
-      </w:pPr>
-      <w:r>
-        <w:t xml:space="preserve">Configure the Method</w:t>
-      </w:r>
-    </w:p>
-    <w:p>
-      <w:pPr>
-        <w:pStyle w:val="FirstParagraph"/>
-      </w:pPr>
-      <w:r>
-        <w:t xml:space="preserve">The next step is to instantiate the method and, when necessary, fit it to the selected series. This is where the notebook makes its analytical choice explicit: the parameters chosen here determine what kind of pattern the detector or transformer will become sensitive to and how the later outputs should be interpreted.</w:t>
-      </w:r>
-    </w:p>
-    <w:p>
-      <w:pPr>
-        <w:pStyle w:val="SourceCode"/>
-      </w:pPr>
-      <w:r>
-        <w:rPr>
-          <w:rStyle w:val="CommentTok"/>
-        </w:rPr>
-        <w:t xml:space="preserve"># Configure the XSAX transformer</w:t>
-      </w:r>
-      <w:r>
-        <w:br/>
-      </w:r>
-      <w:r>
-        <w:rPr>
-          <w:rStyle w:val="NormalTok"/>
-        </w:rPr>
-        <w:t xml:space="preserve">model </w:t>
-      </w:r>
-      <w:r>
-        <w:rPr>
-          <w:rStyle w:val="OtherTok"/>
-        </w:rPr>
-        <w:t xml:space="preserve">&lt;-</w:t>
-      </w:r>
-      <w:r>
-        <w:rPr>
-          <w:rStyle w:val="NormalTok"/>
-        </w:rPr>
-        <w:t xml:space="preserve"> </w:t>
-      </w:r>
-      <w:r>
-        <w:rPr>
-          <w:rStyle w:val="FunctionTok"/>
-        </w:rPr>
-        <w:t xml:space="preserve">trans_xsax</w:t>
-      </w:r>
-      <w:r>
-        <w:rPr>
-          <w:rStyle w:val="NormalTok"/>
-        </w:rPr>
-        <w:t xml:space="preserve">(</w:t>
-      </w:r>
-      <w:r>
-        <w:rPr>
-          <w:rStyle w:val="AttributeTok"/>
-        </w:rPr>
-        <w:t xml:space="preserve">alpha =</w:t>
-      </w:r>
-      <w:r>
-        <w:rPr>
-          <w:rStyle w:val="NormalTok"/>
-        </w:rPr>
-        <w:t xml:space="preserve"> </w:t>
-      </w:r>
-      <w:r>
-        <w:rPr>
-          <w:rStyle w:val="DecValTok"/>
-        </w:rPr>
-        <w:t xml:space="preserve">16</w:t>
-      </w:r>
-      <w:r>
-        <w:rPr>
-          <w:rStyle w:val="NormalTok"/>
-        </w:rPr>
-        <w:t xml:space="preserve">)</w:t>
-      </w:r>
-    </w:p>
-    <w:p>
-      <w:pPr>
-        <w:pStyle w:val="SourceCode"/>
-      </w:pPr>
-      <w:r>
-        <w:rPr>
-          <w:rStyle w:val="CommentTok"/>
-        </w:rPr>
-        <w:t xml:space="preserve"># Fit and transform the numeric series into an extended symbolic representation</w:t>
-      </w:r>
-      <w:r>
-        <w:br/>
-      </w:r>
-      <w:r>
-        <w:rPr>
-          <w:rStyle w:val="NormalTok"/>
-        </w:rPr>
-        <w:t xml:space="preserve">model </w:t>
-      </w:r>
-      <w:r>
-        <w:rPr>
-          <w:rStyle w:val="OtherTok"/>
-        </w:rPr>
-        <w:t xml:space="preserve">&lt;-</w:t>
-      </w:r>
-      <w:r>
-        <w:rPr>
-          <w:rStyle w:val="NormalTok"/>
-        </w:rPr>
-        <w:t xml:space="preserve"> </w:t>
-      </w:r>
-      <w:r>
-        <w:rPr>
-          <w:rStyle w:val="FunctionTok"/>
-        </w:rPr>
-        <w:t xml:space="preserve">fit</w:t>
-      </w:r>
-      <w:r>
-        <w:rPr>
-          <w:rStyle w:val="NormalTok"/>
-        </w:rPr>
-        <w:t xml:space="preserve">(model, dataset</w:t>
-      </w:r>
-      <w:r>
-        <w:rPr>
-          <w:rStyle w:val="SpecialCharTok"/>
-        </w:rPr>
-        <w:t xml:space="preserve">$</w:t>
-      </w:r>
-      <w:r>
-        <w:rPr>
-          <w:rStyle w:val="NormalTok"/>
-        </w:rPr>
-        <w:t xml:space="preserve">serie)</w:t>
-      </w:r>
-      <w:r>
-        <w:br/>
-      </w:r>
-      <w:r>
-        <w:rPr>
-          <w:rStyle w:val="NormalTok"/>
-        </w:rPr>
-        <w:t xml:space="preserve">xsax_series </w:t>
-      </w:r>
-      <w:r>
-        <w:rPr>
-          <w:rStyle w:val="OtherTok"/>
-        </w:rPr>
-        <w:t xml:space="preserve">&lt;-</w:t>
-      </w:r>
-      <w:r>
-        <w:rPr>
-          <w:rStyle w:val="NormalTok"/>
-        </w:rPr>
-        <w:t xml:space="preserve"> </w:t>
-      </w:r>
-      <w:r>
-        <w:rPr>
-          <w:rStyle w:val="FunctionTok"/>
-        </w:rPr>
-        <w:t xml:space="preserve">transform</w:t>
-      </w:r>
-      <w:r>
-        <w:rPr>
-          <w:rStyle w:val="NormalTok"/>
-        </w:rPr>
-        <w:t xml:space="preserve">(model, dataset</w:t>
-      </w:r>
-      <w:r>
-        <w:rPr>
-          <w:rStyle w:val="SpecialCharTok"/>
-        </w:rPr>
-        <w:t xml:space="preserve">$</w:t>
-      </w:r>
-      <w:r>
-        <w:rPr>
-          <w:rStyle w:val="NormalTok"/>
-        </w:rPr>
-        <w:t xml:space="preserve">serie)</w:t>
-      </w:r>
-    </w:p>
-    <w:p>
-      <w:pPr>
-        <w:pStyle w:val="SourceCode"/>
-      </w:pPr>
-      <w:r>
-        <w:rPr>
-          <w:rStyle w:val="CommentTok"/>
-        </w:rPr>
-        <w:t xml:space="preserve"># Inspect the first symbolic values</w:t>
-      </w:r>
-      <w:r>
-        <w:br/>
-      </w:r>
-      <w:r>
-        <w:rPr>
-          <w:rStyle w:val="FunctionTok"/>
-        </w:rPr>
-        <w:t xml:space="preserve">head</w:t>
-      </w:r>
-      <w:r>
-        <w:rPr>
-          <w:rStyle w:val="NormalTok"/>
-        </w:rPr>
-        <w:t xml:space="preserve">(xsax_series, </w:t>
-      </w:r>
-      <w:r>
-        <w:rPr>
-          <w:rStyle w:val="DecValTok"/>
-        </w:rPr>
-        <w:t xml:space="preserve">20</w:t>
-      </w:r>
-      <w:r>
-        <w:rPr>
-          <w:rStyle w:val="NormalTok"/>
-        </w:rPr>
-        <w:t xml:space="preserve">)</w:t>
-      </w:r>
-    </w:p>
-    <w:p>
-      <w:pPr>
-        <w:pStyle w:val="SourceCode"/>
-      </w:pPr>
-      <w:r>
-        <w:rPr>
-          <w:rStyle w:val="VerbatimChar"/>
-        </w:rPr>
-        <w:t xml:space="preserve">##  [1] "6" "6" "6" "5" "4" "3" "2" "2" "1" "0" "0" "0" "0" "0" "0" "0" "1" "1" "2" "3"</w:t>
-      </w:r>
-    </w:p>
     <w:bookmarkEnd w:id="29"/>
-    <w:bookmarkStart w:id="30" w:name="run-the-core-analysis"/>
-    <w:p>
-      <w:pPr>
-        <w:pStyle w:val="Heading3"/>
-      </w:pPr>
-      <w:r>
-        <w:t xml:space="preserve">Run the Core Analysis</w:t>
-      </w:r>
-    </w:p>
-    <w:p>
-      <w:pPr>
-        <w:pStyle w:val="FirstParagraph"/>
-      </w:pPr>
-      <w:r>
-        <w:t xml:space="preserve">With the environment and the method ready, we execute the central analytical step and inspect its immediate output. This is the point where the abstract idea described earlier becomes operational, so the reader should pay attention to what is produced and how Harbinger standardizes the result.</w:t>
-      </w:r>
-    </w:p>
-    <w:p>
-      <w:pPr>
-        <w:pStyle w:val="SourceCode"/>
-      </w:pPr>
-      <w:r>
-        <w:rPr>
-          <w:rStyle w:val="CommentTok"/>
-        </w:rPr>
-        <w:t xml:space="preserve"># Compare original values with XSAX symbols</w:t>
-      </w:r>
-      <w:r>
-        <w:br/>
-      </w:r>
-      <w:r>
-        <w:rPr>
-          <w:rStyle w:val="NormalTok"/>
-        </w:rPr>
-        <w:t xml:space="preserve">comparison </w:t>
-      </w:r>
-      <w:r>
-        <w:rPr>
-          <w:rStyle w:val="OtherTok"/>
-        </w:rPr>
-        <w:t xml:space="preserve">&lt;-</w:t>
-      </w:r>
-      <w:r>
-        <w:rPr>
-          <w:rStyle w:val="NormalTok"/>
-        </w:rPr>
-        <w:t xml:space="preserve"> </w:t>
-      </w:r>
-      <w:r>
-        <w:rPr>
-          <w:rStyle w:val="FunctionTok"/>
-        </w:rPr>
-        <w:t xml:space="preserve">data.frame</w:t>
-      </w:r>
-      <w:r>
-        <w:rPr>
-          <w:rStyle w:val="NormalTok"/>
-        </w:rPr>
-        <w:t xml:space="preserve">(</w:t>
-      </w:r>
-      <w:r>
-        <w:br/>
-      </w:r>
-      <w:r>
-        <w:rPr>
-          <w:rStyle w:val="NormalTok"/>
-        </w:rPr>
-        <w:t xml:space="preserve">  </w:t>
-      </w:r>
-      <w:r>
-        <w:rPr>
-          <w:rStyle w:val="AttributeTok"/>
-        </w:rPr>
-        <w:t xml:space="preserve">idx =</w:t>
-      </w:r>
-      <w:r>
-        <w:rPr>
-          <w:rStyle w:val="NormalTok"/>
-        </w:rPr>
-        <w:t xml:space="preserve"> </w:t>
-      </w:r>
-      <w:r>
-        <w:rPr>
-          <w:rStyle w:val="FunctionTok"/>
-        </w:rPr>
-        <w:t xml:space="preserve">seq_along</w:t>
-      </w:r>
-      <w:r>
-        <w:rPr>
-          <w:rStyle w:val="NormalTok"/>
-        </w:rPr>
-        <w:t xml:space="preserve">(dataset</w:t>
-      </w:r>
-      <w:r>
-        <w:rPr>
-          <w:rStyle w:val="SpecialCharTok"/>
-        </w:rPr>
-        <w:t xml:space="preserve">$</w:t>
-      </w:r>
-      <w:r>
-        <w:rPr>
-          <w:rStyle w:val="NormalTok"/>
-        </w:rPr>
-        <w:t xml:space="preserve">serie),</w:t>
-      </w:r>
-      <w:r>
-        <w:br/>
-      </w:r>
-      <w:r>
-        <w:rPr>
-          <w:rStyle w:val="NormalTok"/>
-        </w:rPr>
-        <w:t xml:space="preserve">  </w:t>
-      </w:r>
-      <w:r>
-        <w:rPr>
-          <w:rStyle w:val="AttributeTok"/>
-        </w:rPr>
-        <w:t xml:space="preserve">value =</w:t>
-      </w:r>
-      <w:r>
-        <w:rPr>
-          <w:rStyle w:val="NormalTok"/>
-        </w:rPr>
-        <w:t xml:space="preserve"> dataset</w:t>
-      </w:r>
-      <w:r>
-        <w:rPr>
-          <w:rStyle w:val="SpecialCharTok"/>
-        </w:rPr>
-        <w:t xml:space="preserve">$</w:t>
-      </w:r>
-      <w:r>
-        <w:rPr>
-          <w:rStyle w:val="NormalTok"/>
-        </w:rPr>
-        <w:t xml:space="preserve">serie,</w:t>
-      </w:r>
-      <w:r>
-        <w:br/>
-      </w:r>
-      <w:r>
-        <w:rPr>
-          <w:rStyle w:val="NormalTok"/>
-        </w:rPr>
-        <w:t xml:space="preserve">  </w:t>
-      </w:r>
-      <w:r>
-        <w:rPr>
-          <w:rStyle w:val="AttributeTok"/>
-        </w:rPr>
-        <w:t xml:space="preserve">xsax =</w:t>
-      </w:r>
-      <w:r>
-        <w:rPr>
-          <w:rStyle w:val="NormalTok"/>
-        </w:rPr>
-        <w:t xml:space="preserve"> xsax_series</w:t>
-      </w:r>
-      <w:r>
-        <w:br/>
-      </w:r>
-      <w:r>
-        <w:rPr>
-          <w:rStyle w:val="NormalTok"/>
-        </w:rPr>
-        <w:t xml:space="preserve">)</w:t>
-      </w:r>
-      <w:r>
-        <w:br/>
-      </w:r>
-      <w:r>
-        <w:rPr>
-          <w:rStyle w:val="FunctionTok"/>
-        </w:rPr>
-        <w:t xml:space="preserve">head</w:t>
-      </w:r>
-      <w:r>
-        <w:rPr>
-          <w:rStyle w:val="NormalTok"/>
-        </w:rPr>
-        <w:t xml:space="preserve">(comparison, </w:t>
-      </w:r>
-      <w:r>
-        <w:rPr>
-          <w:rStyle w:val="DecValTok"/>
-        </w:rPr>
-        <w:t xml:space="preserve">20</w:t>
-      </w:r>
-      <w:r>
-        <w:rPr>
-          <w:rStyle w:val="NormalTok"/>
-        </w:rPr>
-        <w:t xml:space="preserve">)</w:t>
-      </w:r>
-    </w:p>
-    <w:p>
-      <w:pPr>
-        <w:pStyle w:val="SourceCode"/>
-      </w:pPr>
-      <w:r>
-        <w:rPr>
-          <w:rStyle w:val="VerbatimChar"/>
-        </w:rPr>
-        <w:t xml:space="preserve">##    idx        value xsax</w:t>
-      </w:r>
-      <w:r>
-        <w:br/>
-      </w:r>
-      <w:r>
-        <w:rPr>
-          <w:rStyle w:val="VerbatimChar"/>
-        </w:rPr>
-        <w:t xml:space="preserve">## 1    1  1.000000000    6</w:t>
-      </w:r>
-      <w:r>
-        <w:br/>
-      </w:r>
-      <w:r>
-        <w:rPr>
-          <w:rStyle w:val="VerbatimChar"/>
-        </w:rPr>
-        <w:t xml:space="preserve">## 2    2  0.993912422    6</w:t>
-      </w:r>
-      <w:r>
-        <w:br/>
-      </w:r>
-      <w:r>
-        <w:rPr>
-          <w:rStyle w:val="VerbatimChar"/>
-        </w:rPr>
-        <w:t xml:space="preserve">## 3    3  0.927582562    6</w:t>
-      </w:r>
-      <w:r>
-        <w:br/>
-      </w:r>
-      <w:r>
-        <w:rPr>
-          <w:rStyle w:val="VerbatimChar"/>
-        </w:rPr>
-        <w:t xml:space="preserve">## 4    4  0.806688869    5</w:t>
-      </w:r>
-      <w:r>
-        <w:br/>
-      </w:r>
-      <w:r>
-        <w:rPr>
-          <w:rStyle w:val="VerbatimChar"/>
-        </w:rPr>
-        <w:t xml:space="preserve">## 5    5  0.640302306    4</w:t>
-      </w:r>
-      <w:r>
-        <w:br/>
-      </w:r>
-      <w:r>
-        <w:rPr>
-          <w:rStyle w:val="VerbatimChar"/>
-        </w:rPr>
-        <w:t xml:space="preserve">## 6    6  0.440322362    3</w:t>
-      </w:r>
-      <w:r>
-        <w:br/>
-      </w:r>
-      <w:r>
-        <w:rPr>
-          <w:rStyle w:val="VerbatimChar"/>
-        </w:rPr>
-        <w:t xml:space="preserve">## 7    7  0.220737202    2</w:t>
-      </w:r>
-      <w:r>
-        <w:br/>
-      </w:r>
-      <w:r>
-        <w:rPr>
-          <w:rStyle w:val="VerbatimChar"/>
-        </w:rPr>
-        <w:t xml:space="preserve">## 8    8 -0.003246056    2</w:t>
-      </w:r>
-      <w:r>
-        <w:br/>
-      </w:r>
-      <w:r>
-        <w:rPr>
-          <w:rStyle w:val="VerbatimChar"/>
-        </w:rPr>
-        <w:t xml:space="preserve">## 9    9 -0.216146837    1</w:t>
-      </w:r>
-      <w:r>
-        <w:br/>
-      </w:r>
-      <w:r>
-        <w:rPr>
-          <w:rStyle w:val="VerbatimChar"/>
-        </w:rPr>
-        <w:t xml:space="preserve">## 10  10 -0.403173623    0</w:t>
-      </w:r>
-      <w:r>
-        <w:br/>
-      </w:r>
-      <w:r>
-        <w:rPr>
-          <w:rStyle w:val="VerbatimChar"/>
-        </w:rPr>
-        <w:t xml:space="preserve">## 11  11 -0.551143616    0</w:t>
-      </w:r>
-      <w:r>
-        <w:br/>
-      </w:r>
-      <w:r>
-        <w:rPr>
-          <w:rStyle w:val="VerbatimChar"/>
-        </w:rPr>
-        <w:t xml:space="preserve">## 12  12 -0.649302379    0</w:t>
-      </w:r>
-      <w:r>
-        <w:br/>
-      </w:r>
-      <w:r>
-        <w:rPr>
-          <w:rStyle w:val="VerbatimChar"/>
-        </w:rPr>
-        <w:t xml:space="preserve">## 13  13 -0.689992497    0</w:t>
-      </w:r>
-      <w:r>
-        <w:br/>
-      </w:r>
-      <w:r>
-        <w:rPr>
-          <w:rStyle w:val="VerbatimChar"/>
-        </w:rPr>
-        <w:t xml:space="preserve">## 14  14 -0.669129676    0</w:t>
-      </w:r>
-      <w:r>
-        <w:br/>
-      </w:r>
-      <w:r>
-        <w:rPr>
-          <w:rStyle w:val="VerbatimChar"/>
-        </w:rPr>
-        <w:t xml:space="preserve">## 15  15 -0.586456687    0</w:t>
-      </w:r>
-      <w:r>
-        <w:br/>
-      </w:r>
-      <w:r>
-        <w:rPr>
-          <w:rStyle w:val="VerbatimChar"/>
-        </w:rPr>
-        <w:t xml:space="preserve">## 16  16 -0.445559357    0</w:t>
-      </w:r>
-      <w:r>
-        <w:br/>
-      </w:r>
-      <w:r>
-        <w:rPr>
-          <w:rStyle w:val="VerbatimChar"/>
-        </w:rPr>
-        <w:t xml:space="preserve">## 17  17 -0.253643621    1</w:t>
-      </w:r>
-      <w:r>
-        <w:br/>
-      </w:r>
-      <w:r>
-        <w:rPr>
-          <w:rStyle w:val="VerbatimChar"/>
-        </w:rPr>
-        <w:t xml:space="preserve">## 18  18 -0.021087490    1</w:t>
-      </w:r>
-      <w:r>
-        <w:br/>
-      </w:r>
-      <w:r>
-        <w:rPr>
-          <w:rStyle w:val="VerbatimChar"/>
-        </w:rPr>
-        <w:t xml:space="preserve">## 19  19  0.239204201    2</w:t>
-      </w:r>
-      <w:r>
-        <w:br/>
-      </w:r>
-      <w:r>
-        <w:rPr>
-          <w:rStyle w:val="VerbatimChar"/>
-        </w:rPr>
-        <w:t xml:space="preserve">## 20  20  0.512602153    3</w:t>
-      </w:r>
-    </w:p>
-    <w:bookmarkEnd w:id="30"/>
-    <w:bookmarkEnd w:id="31"/>
-    <w:bookmarkStart w:id="33" w:name="references"/>
+    <w:bookmarkStart w:id="31" w:name="references"/>
     <w:p>
       <w:pPr>
         <w:pStyle w:val="Heading2"/>
@@ -1203,7 +1159,7 @@
       <w:r>
         <w:t xml:space="preserve"> </w:t>
       </w:r>
-      <w:hyperlink r:id="rId32">
+      <w:hyperlink r:id="rId30">
         <w:r>
           <w:rPr>
             <w:rStyle w:val="Hyperlink"/>
@@ -1212,7 +1168,7 @@
         </w:r>
       </w:hyperlink>
     </w:p>
-    <w:bookmarkEnd w:id="33"/>
+    <w:bookmarkEnd w:id="31"/>
     <w:sectPr>
       <w:footnotePr>
         <w:numRestart w:val="eachSect"/>

--- a/examples/transformations/doc/03-symbolic-trans_xsax.docx
+++ b/examples/transformations/doc/03-symbolic-trans_xsax.docx
@@ -2,7 +2,7 @@
 <file path=word/document.xml><?xml version="1.0" encoding="utf-8"?>
 <w:document xmlns:w="http://schemas.openxmlformats.org/wordprocessingml/2006/main" xmlns:m="http://schemas.openxmlformats.org/officeDocument/2006/math" xmlns:r="http://schemas.openxmlformats.org/officeDocument/2006/relationships" xmlns:o="urn:schemas-microsoft-com:office:office" xmlns:v="urn:schemas-microsoft-com:vml" xmlns:w10="urn:schemas-microsoft-com:office:word" xmlns:a="http://schemas.openxmlformats.org/drawingml/2006/main" xmlns:pic="http://schemas.openxmlformats.org/drawingml/2006/picture" xmlns:wp="http://schemas.openxmlformats.org/drawingml/2006/wordprocessingDrawing">
   <w:body>
-    <w:bookmarkStart w:id="20" w:name="objective"/>
+    <w:bookmarkStart w:id="9" w:name="objective"/>
     <w:p>
       <w:pPr>
         <w:pStyle w:val="Heading2"/>
@@ -31,8 +31,8 @@
         <w:t xml:space="preserve">, an extended symbolic transformation for time series. The goal is to show how XSAX increases symbolic resolution relative to SAX by using a larger alphabet.</w:t>
       </w:r>
     </w:p>
-    <w:bookmarkEnd w:id="20"/>
-    <w:bookmarkStart w:id="21" w:name="method-at-a-glance"/>
+    <w:bookmarkEnd w:id="9"/>
+    <w:bookmarkStart w:id="10" w:name="method-at-a-glance"/>
     <w:p>
       <w:pPr>
         <w:pStyle w:val="Heading2"/>
@@ -49,8 +49,8 @@
         <w:t xml:space="preserve">XSAX follows the same general idea as SAX: normalize the series and discretize it into symbols. The difference is that XSAX uses a larger alphanumeric alphabet, which allows a finer symbolic partition of the values.</w:t>
       </w:r>
     </w:p>
-    <w:bookmarkEnd w:id="21"/>
-    <w:bookmarkStart w:id="29" w:name="what-you-will-do"/>
+    <w:bookmarkEnd w:id="10"/>
+    <w:bookmarkStart w:id="18" w:name="what-you-will-do"/>
     <w:p>
       <w:pPr>
         <w:pStyle w:val="Heading2"/>
@@ -119,7 +119,7 @@
         <w:t xml:space="preserve">compare the numeric values with the symbolic codes</w:t>
       </w:r>
     </w:p>
-    <w:bookmarkStart w:id="22" w:name="prepare-the-example"/>
+    <w:bookmarkStart w:id="11" w:name="prepare-the-example"/>
     <w:p>
       <w:pPr>
         <w:pStyle w:val="Heading3"/>
@@ -359,8 +359,8 @@
         <w:t xml:space="preserve">## 6 0.4403224 FALSE</w:t>
       </w:r>
     </w:p>
-    <w:bookmarkEnd w:id="22"/>
-    <w:bookmarkStart w:id="26" w:name="interpret-the-result-visually"/>
+    <w:bookmarkEnd w:id="11"/>
+    <w:bookmarkStart w:id="15" w:name="interpret-the-result-visually"/>
     <w:p>
       <w:pPr>
         <w:pStyle w:val="Heading3"/>
@@ -460,18 +460,18 @@
           <wp:inline>
             <wp:extent cx="4620126" cy="3696101"/>
             <wp:effectExtent b="0" l="0" r="0" t="0"/>
-            <wp:docPr descr="" title="" id="24" name="Picture"/>
+            <wp:docPr descr="" title="" id="13" name="Picture"/>
             <a:graphic>
               <a:graphicData uri="http://schemas.openxmlformats.org/drawingml/2006/picture">
                 <pic:pic>
                   <pic:nvPicPr>
-                    <pic:cNvPr descr="/home/gpca/harbinger/examples/transformations/doc/03-symbolic-trans_xsax_files/figure-docx/unnamed-chunk-5-1.png" id="25" name="Picture"/>
+                    <pic:cNvPr descr="C:\Git\dal\harbinger\examples\transformations\doc\03-symbolic-trans_xsax_files/993e2625a2459eb1937256ac2a8e7b801fba9037.png" id="14" name="Picture"/>
                     <pic:cNvPicPr>
                       <a:picLocks noChangeArrowheads="1" noChangeAspect="1"/>
                     </pic:cNvPicPr>
                   </pic:nvPicPr>
                   <pic:blipFill>
-                    <a:blip r:embed="rId23"/>
+                    <a:blip r:embed="rId12"/>
                     <a:stretch>
                       <a:fillRect/>
                     </a:stretch>
@@ -498,8 +498,8 @@
         </w:drawing>
       </w:r>
     </w:p>
-    <w:bookmarkEnd w:id="26"/>
-    <w:bookmarkStart w:id="27" w:name="configure-the-method"/>
+    <w:bookmarkEnd w:id="15"/>
+    <w:bookmarkStart w:id="16" w:name="configure-the-method"/>
     <w:p>
       <w:pPr>
         <w:pStyle w:val="Heading3"/>
@@ -731,11 +731,20 @@
         <w:rPr>
           <w:rStyle w:val="VerbatimChar"/>
         </w:rPr>
-        <w:t xml:space="preserve">##  [1] "6" "6" "6" "5" "4" "3" "2" "2" "1" "0" "0" "0" "0" "0" "0" "0" "1" "1" "2" "3"</w:t>
-      </w:r>
-    </w:p>
-    <w:bookmarkEnd w:id="27"/>
-    <w:bookmarkStart w:id="28" w:name="run-the-core-analysis"/>
+        <w:t xml:space="preserve">##  [1] "6" "6" "6" "5" "4" "3" "2" "2" "1" "0" "0" "0" "0" "0" "0" "0" "1" "1" "2"</w:t>
+      </w:r>
+      <w:r>
+        <w:br/>
+      </w:r>
+      <w:r>
+        <w:rPr>
+          <w:rStyle w:val="VerbatimChar"/>
+        </w:rPr>
+        <w:t xml:space="preserve">## [20] "3"</w:t>
+      </w:r>
+    </w:p>
+    <w:bookmarkEnd w:id="16"/>
+    <w:bookmarkStart w:id="17" w:name="run-the-core-analysis"/>
     <w:p>
       <w:pPr>
         <w:pStyle w:val="Heading3"/>
@@ -1134,9 +1143,9 @@
         <w:t xml:space="preserve">## 20  20  0.512602153    3</w:t>
       </w:r>
     </w:p>
-    <w:bookmarkEnd w:id="28"/>
-    <w:bookmarkEnd w:id="29"/>
-    <w:bookmarkStart w:id="31" w:name="references"/>
+    <w:bookmarkEnd w:id="17"/>
+    <w:bookmarkEnd w:id="18"/>
+    <w:bookmarkStart w:id="20" w:name="references"/>
     <w:p>
       <w:pPr>
         <w:pStyle w:val="Heading2"/>
@@ -1159,7 +1168,7 @@
       <w:r>
         <w:t xml:space="preserve"> </w:t>
       </w:r>
-      <w:hyperlink r:id="rId30">
+      <w:hyperlink r:id="rId19">
         <w:r>
           <w:rPr>
             <w:rStyle w:val="Hyperlink"/>
@@ -1168,7 +1177,7 @@
         </w:r>
       </w:hyperlink>
     </w:p>
-    <w:bookmarkEnd w:id="31"/>
+    <w:bookmarkEnd w:id="20"/>
     <w:sectPr>
       <w:footnotePr>
         <w:numRestart w:val="eachSect"/>
@@ -1399,10 +1408,10 @@
   <w:docDefaults>
     <w:rPrDefault>
       <w:rPr>
-        <w:rFonts w:asciiTheme="minorHAnsi" w:cstheme="minorBidi" w:eastAsiaTheme="minorHAnsi" w:hAnsiTheme="minorHAnsi"/>
+        <w:rFonts w:asciiTheme="minorHAnsi" w:cstheme="minorBidi" w:eastAsiaTheme="minorEastAsia" w:hAnsiTheme="minorHAnsi"/>
         <w:sz w:val="24"/>
         <w:szCs w:val="24"/>
-        <w:lang w:bidi="ar-SA" w:eastAsia="en-US" w:val="en-US"/>
+        <w:lang w:bidi="ar-SA" w:eastAsia="zh-CN" w:val="en-US"/>
       </w:rPr>
     </w:rPrDefault>
     <w:pPrDefault>
@@ -1943,13 +1952,6 @@
       </w:tblCellMar>
     </w:tblPr>
     <w:tblStylePr w:type="firstRow">
-      <w:tblPr>
-        <w:jc w:val="left"/>
-        <w:tblInd w:type="dxa" w:w="0"/>
-      </w:tblPr>
-      <w:trPr>
-        <w:jc w:val="left"/>
-      </w:trPr>
       <w:tcPr>
         <w:tcBorders>
           <w:bottom w:val="single"/>

--- a/examples/transformations/doc/03-symbolic-trans_xsax.docx
+++ b/examples/transformations/doc/03-symbolic-trans_xsax.docx
@@ -465,7 +465,7 @@
               <a:graphicData uri="http://schemas.openxmlformats.org/drawingml/2006/picture">
                 <pic:pic>
                   <pic:nvPicPr>
-                    <pic:cNvPr descr="C:\Git\dal\harbinger\examples\transformations\doc\03-symbolic-trans_xsax_files/993e2625a2459eb1937256ac2a8e7b801fba9037.png" id="14" name="Picture"/>
+                    <pic:cNvPr descr="/home/gpca/harbinger/examples/transformations/doc/03-symbolic-trans_xsax_files/aeb1f15d08218c1e0d456d6e17f6847b87e98b06.png" id="14" name="Picture"/>
                     <pic:cNvPicPr>
                       <a:picLocks noChangeArrowheads="1" noChangeAspect="1"/>
                     </pic:cNvPicPr>
@@ -731,16 +731,7 @@
         <w:rPr>
           <w:rStyle w:val="VerbatimChar"/>
         </w:rPr>
-        <w:t xml:space="preserve">##  [1] "6" "6" "6" "5" "4" "3" "2" "2" "1" "0" "0" "0" "0" "0" "0" "0" "1" "1" "2"</w:t>
-      </w:r>
-      <w:r>
-        <w:br/>
-      </w:r>
-      <w:r>
-        <w:rPr>
-          <w:rStyle w:val="VerbatimChar"/>
-        </w:rPr>
-        <w:t xml:space="preserve">## [20] "3"</w:t>
+        <w:t xml:space="preserve">##  [1] "6" "6" "6" "5" "4" "3" "2" "2" "1" "0" "0" "0" "0" "0" "0" "0" "1" "1" "2" "3"</w:t>
       </w:r>
     </w:p>
     <w:bookmarkEnd w:id="16"/>

--- a/examples/transformations/doc/03-symbolic-trans_xsax.docx
+++ b/examples/transformations/doc/03-symbolic-trans_xsax.docx
@@ -731,7 +731,16 @@
         <w:rPr>
           <w:rStyle w:val="VerbatimChar"/>
         </w:rPr>
-        <w:t xml:space="preserve">##  [1] "6" "6" "6" "5" "4" "3" "2" "2" "1" "0" "0" "0" "0" "0" "0" "0" "1" "1" "2" "3"</w:t>
+        <w:t xml:space="preserve">##  [1] "6" "6" "6" "5" "4" "3" "2" "2" "1" "0" "0" "0" "0"</w:t>
+      </w:r>
+      <w:r>
+        <w:br/>
+      </w:r>
+      <w:r>
+        <w:rPr>
+          <w:rStyle w:val="VerbatimChar"/>
+        </w:rPr>
+        <w:t xml:space="preserve">## [14] "0" "0" "0" "1" "1" "2" "3"</w:t>
       </w:r>
     </w:p>
     <w:bookmarkEnd w:id="16"/>

--- a/examples/transformations/doc/03-symbolic-trans_xsax.docx
+++ b/examples/transformations/doc/03-symbolic-trans_xsax.docx
@@ -731,16 +731,7 @@
         <w:rPr>
           <w:rStyle w:val="VerbatimChar"/>
         </w:rPr>
-        <w:t xml:space="preserve">##  [1] "6" "6" "6" "5" "4" "3" "2" "2" "1" "0" "0" "0" "0"</w:t>
-      </w:r>
-      <w:r>
-        <w:br/>
-      </w:r>
-      <w:r>
-        <w:rPr>
-          <w:rStyle w:val="VerbatimChar"/>
-        </w:rPr>
-        <w:t xml:space="preserve">## [14] "0" "0" "0" "1" "1" "2" "3"</w:t>
+        <w:t xml:space="preserve">##  [1] "6" "6" "6" "5" "4" "3" "2" "2" "1" "0" "0" "0" "0" "0" "0" "0" "1" "1" "2" "3"</w:t>
       </w:r>
     </w:p>
     <w:bookmarkEnd w:id="16"/>

--- a/examples/transformations/doc/03-symbolic-trans_xsax.docx
+++ b/examples/transformations/doc/03-symbolic-trans_xsax.docx
@@ -152,6 +152,45 @@
       <w:pPr>
         <w:pStyle w:val="SourceCode"/>
       </w:pPr>
+      <w:r>
+        <w:rPr>
+          <w:rStyle w:val="FunctionTok"/>
+        </w:rPr>
+        <w:t xml:space="preserve">source</w:t>
+      </w:r>
+      <w:r>
+        <w:rPr>
+          <w:rStyle w:val="NormalTok"/>
+        </w:rPr>
+        <w:t xml:space="preserve">(</w:t>
+      </w:r>
+      <w:r>
+        <w:rPr>
+          <w:rStyle w:val="FunctionTok"/>
+        </w:rPr>
+        <w:t xml:space="preserve">url</w:t>
+      </w:r>
+      <w:r>
+        <w:rPr>
+          <w:rStyle w:val="NormalTok"/>
+        </w:rPr>
+        <w:t xml:space="preserve">(</w:t>
+      </w:r>
+      <w:r>
+        <w:rPr>
+          <w:rStyle w:val="StringTok"/>
+        </w:rPr>
+        <w:t xml:space="preserve">"https://raw.githubusercontent.com/cefet-rj-dal/harbinger/master/examples/seed.R"</w:t>
+      </w:r>
+      <w:r>
+        <w:rPr>
+          <w:rStyle w:val="NormalTok"/>
+        </w:rPr>
+        <w:t xml:space="preserve">))</w:t>
+      </w:r>
+      <w:r>
+        <w:br/>
+      </w:r>
       <w:r>
         <w:rPr>
           <w:rStyle w:val="CommentTok"/>
@@ -593,6 +632,21 @@
           <w:rStyle w:val="CommentTok"/>
         </w:rPr>
         <w:t xml:space="preserve"># Fit and transform the numeric series into an extended symbolic representation</w:t>
+      </w:r>
+      <w:r>
+        <w:br/>
+      </w:r>
+      <w:r>
+        <w:rPr>
+          <w:rStyle w:val="FunctionTok"/>
+        </w:rPr>
+        <w:t xml:space="preserve">set_example_seed</w:t>
+      </w:r>
+      <w:r>
+        <w:rPr>
+          <w:rStyle w:val="NormalTok"/>
+        </w:rPr>
+        <w:t xml:space="preserve">()</w:t>
       </w:r>
       <w:r>
         <w:br/>
